--- a/Gloebit.docx
+++ b/Gloebit.docx
@@ -1,6 +1,6 @@
 
 <file path=word/document.xml><?xml version="1.0" encoding="utf-8"?>
-<w:document xmlns:wpc="http://schemas.microsoft.com/office/word/2010/wordprocessingCanvas" xmlns:cx="http://schemas.microsoft.com/office/drawing/2014/chartex" xmlns:cx1="http://schemas.microsoft.com/office/drawing/2015/9/8/chartex" xmlns:cx2="http://schemas.microsoft.com/office/drawing/2015/10/21/chartex" xmlns:cx3="http://schemas.microsoft.com/office/drawing/2016/5/9/chartex" xmlns:cx4="http://schemas.microsoft.com/office/drawing/2016/5/10/chartex" xmlns:cx5="http://schemas.microsoft.com/office/drawing/2016/5/11/chartex" xmlns:cx6="http://schemas.microsoft.com/office/drawing/2016/5/12/chartex" xmlns:cx7="http://schemas.microsoft.com/office/drawing/2016/5/13/chartex" xmlns:cx8="http://schemas.microsoft.com/office/drawing/2016/5/14/chartex" xmlns:mc="http://schemas.openxmlformats.org/markup-compatibility/2006" xmlns:aink="http://schemas.microsoft.com/office/drawing/2016/ink" xmlns:am3d="http://schemas.microsoft.com/office/drawing/2017/model3d" xmlns:o="urn:schemas-microsoft-com:office:office" xmlns:oel="http://schemas.microsoft.com/office/2019/extlst" xmlns:r="http://schemas.openxmlformats.org/officeDocument/2006/relationships" xmlns:m="http://schemas.openxmlformats.org/officeDocument/2006/math" xmlns:v="urn:schemas-microsoft-com:vml" xmlns:wp14="http://schemas.microsoft.com/office/word/2010/wordprocessingDrawing" xmlns:wp="http://schemas.openxmlformats.org/drawingml/2006/wordprocessingDrawing" xmlns:w10="urn:schemas-microsoft-com:office:word" xmlns:w="http://schemas.openxmlformats.org/wordprocessingml/2006/main" xmlns:w14="http://schemas.microsoft.com/office/word/2010/wordml" xmlns:w15="http://schemas.microsoft.com/office/word/2012/wordml" xmlns:w16cex="http://schemas.microsoft.com/office/word/2018/wordml/cex" xmlns:w16cid="http://schemas.microsoft.com/office/word/2016/wordml/cid" xmlns:w16="http://schemas.microsoft.com/office/word/2018/wordml" xmlns:w16du="http://schemas.microsoft.com/office/word/2023/wordml/word16du" xmlns:w16sdtdh="http://schemas.microsoft.com/office/word/2020/wordml/sdtdatahash" xmlns:w16se="http://schemas.microsoft.com/office/word/2015/wordml/symex" xmlns:wpg="http://schemas.microsoft.com/office/word/2010/wordprocessingGroup" xmlns:wpi="http://schemas.microsoft.com/office/word/2010/wordprocessingInk" xmlns:wne="http://schemas.microsoft.com/office/word/2006/wordml" xmlns:wps="http://schemas.microsoft.com/office/word/2010/wordprocessingShape" mc:Ignorable="w14 w15 w16se w16cid w16 w16cex w16sdtdh w16du wp14">
+<w:document xmlns:wpc="http://schemas.microsoft.com/office/word/2010/wordprocessingCanvas" xmlns:cx="http://schemas.microsoft.com/office/drawing/2014/chartex" xmlns:cx1="http://schemas.microsoft.com/office/drawing/2015/9/8/chartex" xmlns:cx2="http://schemas.microsoft.com/office/drawing/2015/10/21/chartex" xmlns:cx3="http://schemas.microsoft.com/office/drawing/2016/5/9/chartex" xmlns:cx4="http://schemas.microsoft.com/office/drawing/2016/5/10/chartex" xmlns:cx5="http://schemas.microsoft.com/office/drawing/2016/5/11/chartex" xmlns:cx6="http://schemas.microsoft.com/office/drawing/2016/5/12/chartex" xmlns:cx7="http://schemas.microsoft.com/office/drawing/2016/5/13/chartex" xmlns:cx8="http://schemas.microsoft.com/office/drawing/2016/5/14/chartex" xmlns:mc="http://schemas.openxmlformats.org/markup-compatibility/2006" xmlns:aink="http://schemas.microsoft.com/office/drawing/2016/ink" xmlns:am3d="http://schemas.microsoft.com/office/drawing/2017/model3d" xmlns:o="urn:schemas-microsoft-com:office:office" xmlns:oel="http://schemas.microsoft.com/office/2019/extlst" xmlns:r="http://schemas.openxmlformats.org/officeDocument/2006/relationships" xmlns:m="http://schemas.openxmlformats.org/officeDocument/2006/math" xmlns:v="urn:schemas-microsoft-com:vml" xmlns:wp14="http://schemas.microsoft.com/office/word/2010/wordprocessingDrawing" xmlns:wp="http://schemas.openxmlformats.org/drawingml/2006/wordprocessingDrawing" xmlns:w10="urn:schemas-microsoft-com:office:word" xmlns:w="http://schemas.openxmlformats.org/wordprocessingml/2006/main" xmlns:w14="http://schemas.microsoft.com/office/word/2010/wordml" xmlns:w15="http://schemas.microsoft.com/office/word/2012/wordml" xmlns:w16cex="http://schemas.microsoft.com/office/word/2018/wordml/cex" xmlns:w16cid="http://schemas.microsoft.com/office/word/2016/wordml/cid" xmlns:w16="http://schemas.microsoft.com/office/word/2018/wordml" xmlns:w16du="http://schemas.microsoft.com/office/word/2023/wordml/word16du" xmlns:w16sdtdh="http://schemas.microsoft.com/office/word/2020/wordml/sdtdatahash" xmlns:w16sdtfl="http://schemas.microsoft.com/office/word/2024/wordml/sdtformatlock" xmlns:w16se="http://schemas.microsoft.com/office/word/2015/wordml/symex" xmlns:wpg="http://schemas.microsoft.com/office/word/2010/wordprocessingGroup" xmlns:wpi="http://schemas.microsoft.com/office/word/2010/wordprocessingInk" xmlns:wne="http://schemas.microsoft.com/office/word/2006/wordml" xmlns:wps="http://schemas.microsoft.com/office/word/2010/wordprocessingShape" mc:Ignorable="w14 w15 w16se w16cid w16 w16cex w16sdtdh w16sdtfl w16du wp14">
   <w:body>
     <w:p>
       <w:pPr>
@@ -9,10 +9,13 @@
       <w:bookmarkStart w:id="0" w:name="OLE_LINK6"/>
       <w:bookmarkStart w:id="1" w:name="OLE_LINK3"/>
       <w:r>
-        <w:t xml:space="preserve">Outworldz </w:t>
-      </w:r>
-      <w:r>
-        <w:t>GloeBit Curreny server</w:t>
+        <w:t>GloeBit Curren</w:t>
+      </w:r>
+      <w:r>
+        <w:t>C</w:t>
+      </w:r>
+      <w:r>
+        <w:t>y server</w:t>
       </w:r>
     </w:p>
     <w:p>
@@ -25,16 +28,11 @@
       <w:r>
         <w:t xml:space="preserve">rid </w:t>
       </w:r>
-      <w:proofErr w:type="gramStart"/>
       <w:r>
         <w:t xml:space="preserve">has </w:t>
       </w:r>
       <w:r>
-        <w:t xml:space="preserve"> a</w:t>
-      </w:r>
-      <w:proofErr w:type="gramEnd"/>
-      <w:r>
-        <w:t xml:space="preserve"> </w:t>
+        <w:t xml:space="preserve"> a </w:t>
       </w:r>
       <w:r>
         <w:t>Gloebit Money Server.</w:t>
@@ -92,27 +90,13 @@
         <w:rPr>
           <w:noProof/>
         </w:rPr>
-        <w:t>Step1</w:t>
-      </w:r>
-      <w:proofErr w:type="gramStart"/>
-      <w:r>
-        <w:rPr>
-          <w:noProof/>
-        </w:rPr>
-        <w:t xml:space="preserve">:  </w:t>
+        <w:t xml:space="preserve">Step1:  </w:t>
       </w:r>
       <w:r>
         <w:rPr>
           <w:color w:val="393939"/>
         </w:rPr>
-        <w:t>Request</w:t>
-      </w:r>
-      <w:proofErr w:type="gramEnd"/>
-      <w:r>
-        <w:rPr>
-          <w:color w:val="393939"/>
-        </w:rPr>
-        <w:t xml:space="preserve"> account permission to create apps</w:t>
+        <w:t>Request account permission to create apps</w:t>
       </w:r>
     </w:p>
     <w:p>
@@ -141,15 +125,7 @@
         <w:t xml:space="preserve">.  </w:t>
       </w:r>
       <w:r>
-        <w:t xml:space="preserve"> From your Gloebit account, fill in and </w:t>
-      </w:r>
-      <w:proofErr w:type="gramStart"/>
-      <w:r>
-        <w:t>submit</w:t>
-      </w:r>
-      <w:proofErr w:type="gramEnd"/>
-      <w:r>
-        <w:t xml:space="preserve"> their </w:t>
+        <w:t xml:space="preserve"> From your Gloebit account, fill in and submit their </w:t>
       </w:r>
       <w:r>
         <w:rPr>
@@ -201,15 +177,7 @@
       </w:pPr>
       <w:r>
         <w:lastRenderedPageBreak/>
-        <w:t xml:space="preserve">Company name and address are optional. If </w:t>
-      </w:r>
-      <w:proofErr w:type="gramStart"/>
-      <w:r>
-        <w:t>your grid or space is owned by a company</w:t>
-      </w:r>
-      <w:proofErr w:type="gramEnd"/>
-      <w:r>
-        <w:t>, you should enter the company information.</w:t>
+        <w:t>Company name and address are optional. If your grid or space is owned by a company, you should enter the company information.</w:t>
       </w:r>
     </w:p>
     <w:p>
@@ -220,15 +188,7 @@
         </w:numPr>
       </w:pPr>
       <w:r>
-        <w:t xml:space="preserve">Product name should </w:t>
-      </w:r>
-      <w:proofErr w:type="gramStart"/>
-      <w:r>
-        <w:t>probably be</w:t>
-      </w:r>
-      <w:proofErr w:type="gramEnd"/>
-      <w:r>
-        <w:t xml:space="preserve"> the grid name for a private grid, or what you call your space on the grid if you are on a public grid.</w:t>
+        <w:t>Product name should probably be the grid name for a private grid, or what you call your space on the grid if you are on a public grid.</w:t>
       </w:r>
     </w:p>
     <w:p>
@@ -266,15 +226,7 @@
         </w:numPr>
       </w:pPr>
       <w:r>
-        <w:t>The Contact name, email and phone number should be the real-life info of someone in charge of this grid or space (</w:t>
-      </w:r>
-      <w:proofErr w:type="gramStart"/>
-      <w:r>
-        <w:t>probably you</w:t>
-      </w:r>
-      <w:proofErr w:type="gramEnd"/>
-      <w:r>
-        <w:t xml:space="preserve"> who is signing up).</w:t>
+        <w:t>The Contact name, email and phone number should be the real-life info of someone in charge of this grid or space (probably you who is signing up).</w:t>
       </w:r>
     </w:p>
     <w:p>
@@ -285,15 +237,7 @@
         </w:numPr>
       </w:pPr>
       <w:r>
-        <w:t xml:space="preserve">Click </w:t>
-      </w:r>
-      <w:proofErr w:type="gramStart"/>
-      <w:r>
-        <w:t>submit</w:t>
-      </w:r>
-      <w:proofErr w:type="gramEnd"/>
-      <w:r>
-        <w:t xml:space="preserve"> once you have entered your information.</w:t>
+        <w:t>Click submit once you have entered your information.</w:t>
       </w:r>
     </w:p>
     <w:p>
@@ -301,25 +245,12 @@
         <w:pStyle w:val="Heading2"/>
       </w:pPr>
       <w:r>
-        <w:t>Step 2</w:t>
-      </w:r>
-      <w:proofErr w:type="gramStart"/>
-      <w:r>
-        <w:t>:  Request</w:t>
-      </w:r>
-      <w:proofErr w:type="gramEnd"/>
-      <w:r>
-        <w:t xml:space="preserve"> App Creation</w:t>
+        <w:t>Step 2:  Request App Creation</w:t>
       </w:r>
     </w:p>
     <w:p>
-      <w:proofErr w:type="gramStart"/>
-      <w:r>
-        <w:t>You'll</w:t>
-      </w:r>
-      <w:proofErr w:type="gramEnd"/>
-      <w:r>
-        <w:t xml:space="preserve"> need to wait for them to review your request before you can move to creating your app. They will email you.</w:t>
+      <w:r>
+        <w:t>You'll need to wait for them to review your request before you can move to creating your app. They will email you.</w:t>
       </w:r>
     </w:p>
     <w:p>
@@ -335,15 +266,7 @@
         <w:t>O</w:t>
       </w:r>
       <w:r>
-        <w:t xml:space="preserve">nce your account has been granted permission to create apps, </w:t>
-      </w:r>
-      <w:proofErr w:type="gramStart"/>
-      <w:r>
-        <w:t>you'll</w:t>
-      </w:r>
-      <w:proofErr w:type="gramEnd"/>
-      <w:r>
-        <w:t xml:space="preserve"> gain access to your </w:t>
+        <w:t>nce your account has been granted permission to create apps, you'll gain access to your </w:t>
       </w:r>
       <w:r>
         <w:rPr>
@@ -383,8 +306,17 @@
           <w:i/>
           <w:iCs/>
         </w:rPr>
-        <w:t>Add an Application</w:t>
-      </w:r>
+        <w:t xml:space="preserve">Add an </w:t>
+      </w:r>
+      <w:proofErr w:type="gramStart"/>
+      <w:r>
+        <w:rPr>
+          <w:i/>
+          <w:iCs/>
+        </w:rPr>
+        <w:t>Application</w:t>
+      </w:r>
+      <w:proofErr w:type="gramEnd"/>
       <w:r>
         <w:t> button, which will take you to an app settings page. Follow the instructions below to set up your app.</w:t>
       </w:r>
@@ -408,15 +340,7 @@
         <w:t>Name</w:t>
       </w:r>
       <w:r>
-        <w:t> (</w:t>
-      </w:r>
-      <w:proofErr w:type="gramStart"/>
-      <w:r>
-        <w:t>probably the</w:t>
-      </w:r>
-      <w:proofErr w:type="gramEnd"/>
-      <w:r>
-        <w:t xml:space="preserve"> grid name or name of the space on which Gloebit will be enabled) and </w:t>
+        <w:t> (probably the grid name or name of the space on which Gloebit will be enabled) and </w:t>
       </w:r>
       <w:r>
         <w:rPr>
@@ -528,15 +452,7 @@
         <w:t>Default Return-To URI</w:t>
       </w:r>
       <w:r>
-        <w:t xml:space="preserve"> should be set to the web page for your grid or space or some URL which explains what their space is or how to connect. It can be left blank if you </w:t>
-      </w:r>
-      <w:proofErr w:type="gramStart"/>
-      <w:r>
-        <w:t>don't</w:t>
-      </w:r>
-      <w:proofErr w:type="gramEnd"/>
-      <w:r>
-        <w:t xml:space="preserve"> have a website. This URL will be provided alongside your app on certain sections of our site.</w:t>
+        <w:t> should be set to the web page for your grid or space or some URL which explains what their space is or how to connect. It can be left blank if you don't have a website. This URL will be provided alongside your app on certain sections of our site.</w:t>
       </w:r>
     </w:p>
     <w:p>
@@ -599,15 +515,7 @@
         <w:t>OAuth Secret</w:t>
       </w:r>
       <w:r>
-        <w:t xml:space="preserve">. </w:t>
-      </w:r>
-      <w:proofErr w:type="gramStart"/>
-      <w:r>
-        <w:t>You'll</w:t>
-      </w:r>
-      <w:proofErr w:type="gramEnd"/>
-      <w:r>
-        <w:t xml:space="preserve"> need these (or will need to provide them to your hosting provider) to configure the Gloebit Money Module to connect to this app. You can also retrieve these later by clicking on </w:t>
+        <w:t>. You'll need these (or will need to provide them to your hosting provider) to configure the Gloebit Money Module to connect to this app. You can also retrieve these later by clicking on </w:t>
       </w:r>
       <w:r>
         <w:rPr>
@@ -667,7 +575,7 @@
 </file>
 
 <file path=word/numbering.xml><?xml version="1.0" encoding="utf-8"?>
-<w:numbering xmlns:wpc="http://schemas.microsoft.com/office/word/2010/wordprocessingCanvas" xmlns:cx="http://schemas.microsoft.com/office/drawing/2014/chartex" xmlns:cx1="http://schemas.microsoft.com/office/drawing/2015/9/8/chartex" xmlns:cx2="http://schemas.microsoft.com/office/drawing/2015/10/21/chartex" xmlns:cx3="http://schemas.microsoft.com/office/drawing/2016/5/9/chartex" xmlns:cx4="http://schemas.microsoft.com/office/drawing/2016/5/10/chartex" xmlns:cx5="http://schemas.microsoft.com/office/drawing/2016/5/11/chartex" xmlns:cx6="http://schemas.microsoft.com/office/drawing/2016/5/12/chartex" xmlns:cx7="http://schemas.microsoft.com/office/drawing/2016/5/13/chartex" xmlns:cx8="http://schemas.microsoft.com/office/drawing/2016/5/14/chartex" xmlns:mc="http://schemas.openxmlformats.org/markup-compatibility/2006" xmlns:aink="http://schemas.microsoft.com/office/drawing/2016/ink" xmlns:am3d="http://schemas.microsoft.com/office/drawing/2017/model3d" xmlns:o="urn:schemas-microsoft-com:office:office" xmlns:oel="http://schemas.microsoft.com/office/2019/extlst" xmlns:r="http://schemas.openxmlformats.org/officeDocument/2006/relationships" xmlns:m="http://schemas.openxmlformats.org/officeDocument/2006/math" xmlns:v="urn:schemas-microsoft-com:vml" xmlns:wp14="http://schemas.microsoft.com/office/word/2010/wordprocessingDrawing" xmlns:wp="http://schemas.openxmlformats.org/drawingml/2006/wordprocessingDrawing" xmlns:w10="urn:schemas-microsoft-com:office:word" xmlns:w="http://schemas.openxmlformats.org/wordprocessingml/2006/main" xmlns:w14="http://schemas.microsoft.com/office/word/2010/wordml" xmlns:w15="http://schemas.microsoft.com/office/word/2012/wordml" xmlns:w16cex="http://schemas.microsoft.com/office/word/2018/wordml/cex" xmlns:w16cid="http://schemas.microsoft.com/office/word/2016/wordml/cid" xmlns:w16="http://schemas.microsoft.com/office/word/2018/wordml" xmlns:w16du="http://schemas.microsoft.com/office/word/2023/wordml/word16du" xmlns:w16sdtdh="http://schemas.microsoft.com/office/word/2020/wordml/sdtdatahash" xmlns:w16se="http://schemas.microsoft.com/office/word/2015/wordml/symex" xmlns:wpg="http://schemas.microsoft.com/office/word/2010/wordprocessingGroup" xmlns:wpi="http://schemas.microsoft.com/office/word/2010/wordprocessingInk" xmlns:wne="http://schemas.microsoft.com/office/word/2006/wordml" xmlns:wps="http://schemas.microsoft.com/office/word/2010/wordprocessingShape" mc:Ignorable="w14 w15 w16se w16cid w16 w16cex w16sdtdh w16du wp14">
+<w:numbering xmlns:wpc="http://schemas.microsoft.com/office/word/2010/wordprocessingCanvas" xmlns:cx="http://schemas.microsoft.com/office/drawing/2014/chartex" xmlns:cx1="http://schemas.microsoft.com/office/drawing/2015/9/8/chartex" xmlns:cx2="http://schemas.microsoft.com/office/drawing/2015/10/21/chartex" xmlns:cx3="http://schemas.microsoft.com/office/drawing/2016/5/9/chartex" xmlns:cx4="http://schemas.microsoft.com/office/drawing/2016/5/10/chartex" xmlns:cx5="http://schemas.microsoft.com/office/drawing/2016/5/11/chartex" xmlns:cx6="http://schemas.microsoft.com/office/drawing/2016/5/12/chartex" xmlns:cx7="http://schemas.microsoft.com/office/drawing/2016/5/13/chartex" xmlns:cx8="http://schemas.microsoft.com/office/drawing/2016/5/14/chartex" xmlns:mc="http://schemas.openxmlformats.org/markup-compatibility/2006" xmlns:aink="http://schemas.microsoft.com/office/drawing/2016/ink" xmlns:am3d="http://schemas.microsoft.com/office/drawing/2017/model3d" xmlns:o="urn:schemas-microsoft-com:office:office" xmlns:oel="http://schemas.microsoft.com/office/2019/extlst" xmlns:r="http://schemas.openxmlformats.org/officeDocument/2006/relationships" xmlns:m="http://schemas.openxmlformats.org/officeDocument/2006/math" xmlns:v="urn:schemas-microsoft-com:vml" xmlns:wp14="http://schemas.microsoft.com/office/word/2010/wordprocessingDrawing" xmlns:wp="http://schemas.openxmlformats.org/drawingml/2006/wordprocessingDrawing" xmlns:w10="urn:schemas-microsoft-com:office:word" xmlns:w="http://schemas.openxmlformats.org/wordprocessingml/2006/main" xmlns:w14="http://schemas.microsoft.com/office/word/2010/wordml" xmlns:w15="http://schemas.microsoft.com/office/word/2012/wordml" xmlns:w16cex="http://schemas.microsoft.com/office/word/2018/wordml/cex" xmlns:w16cid="http://schemas.microsoft.com/office/word/2016/wordml/cid" xmlns:w16="http://schemas.microsoft.com/office/word/2018/wordml" xmlns:w16du="http://schemas.microsoft.com/office/word/2023/wordml/word16du" xmlns:w16sdtdh="http://schemas.microsoft.com/office/word/2020/wordml/sdtdatahash" xmlns:w16sdtfl="http://schemas.microsoft.com/office/word/2024/wordml/sdtformatlock" xmlns:w16se="http://schemas.microsoft.com/office/word/2015/wordml/symex" xmlns:wpg="http://schemas.microsoft.com/office/word/2010/wordprocessingGroup" xmlns:wpi="http://schemas.microsoft.com/office/word/2010/wordprocessingInk" xmlns:wne="http://schemas.microsoft.com/office/word/2006/wordml" xmlns:wps="http://schemas.microsoft.com/office/word/2010/wordprocessingShape" mc:Ignorable="w14 w15 w16se w16cid w16 w16cex w16sdtdh w16sdtfl w16du wp14">
   <w:abstractNum w:abstractNumId="0" w15:restartNumberingAfterBreak="0">
     <w:nsid w:val="08A14937"/>
     <w:multiLevelType w:val="hybridMultilevel"/>
@@ -2159,7 +2067,7 @@
 </file>
 
 <file path=word/styles.xml><?xml version="1.0" encoding="utf-8"?>
-<w:styles xmlns:mc="http://schemas.openxmlformats.org/markup-compatibility/2006" xmlns:r="http://schemas.openxmlformats.org/officeDocument/2006/relationships" xmlns:w="http://schemas.openxmlformats.org/wordprocessingml/2006/main" xmlns:w14="http://schemas.microsoft.com/office/word/2010/wordml" xmlns:w15="http://schemas.microsoft.com/office/word/2012/wordml" xmlns:w16cex="http://schemas.microsoft.com/office/word/2018/wordml/cex" xmlns:w16cid="http://schemas.microsoft.com/office/word/2016/wordml/cid" xmlns:w16="http://schemas.microsoft.com/office/word/2018/wordml" xmlns:w16du="http://schemas.microsoft.com/office/word/2023/wordml/word16du" xmlns:w16sdtdh="http://schemas.microsoft.com/office/word/2020/wordml/sdtdatahash" xmlns:w16se="http://schemas.microsoft.com/office/word/2015/wordml/symex" mc:Ignorable="w14 w15 w16se w16cid w16 w16cex w16sdtdh w16du">
+<w:styles xmlns:mc="http://schemas.openxmlformats.org/markup-compatibility/2006" xmlns:r="http://schemas.openxmlformats.org/officeDocument/2006/relationships" xmlns:w="http://schemas.openxmlformats.org/wordprocessingml/2006/main" xmlns:w14="http://schemas.microsoft.com/office/word/2010/wordml" xmlns:w15="http://schemas.microsoft.com/office/word/2012/wordml" xmlns:w16cex="http://schemas.microsoft.com/office/word/2018/wordml/cex" xmlns:w16cid="http://schemas.microsoft.com/office/word/2016/wordml/cid" xmlns:w16="http://schemas.microsoft.com/office/word/2018/wordml" xmlns:w16du="http://schemas.microsoft.com/office/word/2023/wordml/word16du" xmlns:w16sdtdh="http://schemas.microsoft.com/office/word/2020/wordml/sdtdatahash" xmlns:w16sdtfl="http://schemas.microsoft.com/office/word/2024/wordml/sdtformatlock" xmlns:w16se="http://schemas.microsoft.com/office/word/2015/wordml/symex" mc:Ignorable="w14 w15 w16se w16cid w16 w16cex w16sdtdh w16sdtfl w16du">
   <w:docDefaults>
     <w:rPrDefault>
       <w:rPr>
